--- a/Documentos/Practica 29 de septiembre.docx
+++ b/Documentos/Practica 29 de septiembre.docx
@@ -3,6 +3,1359 @@
 <w:document xmlns:wpc="http://schemas.microsoft.com/office/word/2010/wordprocessingCanvas" xmlns:cx="http://schemas.microsoft.com/office/drawing/2014/chartex" xmlns:cx1="http://schemas.microsoft.com/office/drawing/2015/9/8/chartex" xmlns:cx2="http://schemas.microsoft.com/office/drawing/2015/10/21/chartex" xmlns:cx3="http://schemas.microsoft.com/office/drawing/2016/5/9/chartex" xmlns:cx4="http://schemas.microsoft.com/office/drawing/2016/5/10/chartex" xmlns:cx5="http://schemas.microsoft.com/office/drawing/2016/5/11/chartex" xmlns:cx6="http://schemas.microsoft.com/office/drawing/2016/5/12/chartex" xmlns:cx7="http://schemas.microsoft.com/office/drawing/2016/5/13/chartex" xmlns:cx8="http://schemas.microsoft.com/office/drawing/2016/5/14/chartex" xmlns:mc="http://schemas.openxmlformats.org/markup-compatibility/2006" xmlns:aink="http://schemas.microsoft.com/office/drawing/2016/ink" xmlns:am3d="http://schemas.microsoft.com/office/drawing/2017/model3d" xmlns:o="urn:schemas-microsoft-com:office:office" xmlns:r="http://schemas.openxmlformats.org/officeDocument/2006/relationships" xmlns:m="http://schemas.openxmlformats.org/officeDocument/2006/math" xmlns:v="urn:schemas-microsoft-com:vml" xmlns:wp14="http://schemas.microsoft.com/office/word/2010/wordprocessingDrawing" xmlns:wp="http://schemas.openxmlformats.org/drawingml/2006/wordprocessingDrawing" xmlns:w10="urn:schemas-microsoft-com:office:word" xmlns:w="http://schemas.openxmlformats.org/wordprocessingml/2006/main" xmlns:w14="http://schemas.microsoft.com/office/word/2010/wordml" xmlns:w15="http://schemas.microsoft.com/office/word/2012/wordml" xmlns:w16cid="http://schemas.microsoft.com/office/word/2016/wordml/cid" xmlns:w16se="http://schemas.microsoft.com/office/word/2015/wordml/symex" xmlns:wpg="http://schemas.microsoft.com/office/word/2010/wordprocessingGroup" xmlns:wpi="http://schemas.microsoft.com/office/word/2010/wordprocessingInk" xmlns:wne="http://schemas.microsoft.com/office/word/2006/wordml" xmlns:wps="http://schemas.microsoft.com/office/word/2010/wordprocessingShape" mc:Ignorable="w14 w15 w16se w16cid wp14">
   <w:body>
     <w:p>
+      <w:r>
+        <w:t xml:space="preserve">1. Identificación de Pares: </w:t>
+      </w:r>
+      <w:proofErr w:type="spellStart"/>
+      <w:r>
+        <w:t>Enumeratres</w:t>
+      </w:r>
+      <w:proofErr w:type="spellEnd"/>
+      <w:r>
+        <w:t xml:space="preserve"> claves (</w:t>
+      </w:r>
+      <w:proofErr w:type="spellStart"/>
+      <w:r>
+        <w:t>keys</w:t>
+      </w:r>
+      <w:proofErr w:type="spellEnd"/>
+      <w:r>
+        <w:t xml:space="preserve">) presentes en </w:t>
+      </w:r>
+      <w:proofErr w:type="spellStart"/>
+      <w:r>
+        <w:t>elnivel</w:t>
+      </w:r>
+      <w:proofErr w:type="spellEnd"/>
+      <w:r>
+        <w:t xml:space="preserve"> superior del objeto JSON.</w:t>
+      </w:r>
+    </w:p>
+    <w:p>
+      <w:pPr>
+        <w:rPr>
+          <w:rFonts w:ascii="Arial" w:hAnsi="Arial" w:cs="Arial"/>
+          <w:lang w:val="es-MX" w:eastAsia="es-MX"/>
+        </w:rPr>
+      </w:pPr>
+      <w:r>
+        <w:rPr>
+          <w:rFonts w:ascii="Arial" w:hAnsi="Arial" w:cs="Arial"/>
+          <w:b/>
+          <w:bCs/>
+          <w:lang w:val="es-MX" w:eastAsia="es-MX"/>
+        </w:rPr>
+        <w:t>Identificación de Pares:</w:t>
+      </w:r>
+      <w:r>
+        <w:rPr>
+          <w:rFonts w:ascii="Arial" w:hAnsi="Arial" w:cs="Arial"/>
+          <w:lang w:val="es-MX" w:eastAsia="es-MX"/>
+        </w:rPr>
+        <w:t xml:space="preserve"> tres claves </w:t>
+      </w:r>
+      <w:proofErr w:type="spellStart"/>
+      <w:r>
+        <w:rPr>
+          <w:rFonts w:ascii="Arial" w:hAnsi="Arial" w:cs="Arial"/>
+          <w:lang w:val="es-MX" w:eastAsia="es-MX"/>
+        </w:rPr>
+        <w:t>keys</w:t>
+      </w:r>
+      <w:proofErr w:type="spellEnd"/>
+    </w:p>
+    <w:p>
+      <w:pPr>
+        <w:rPr>
+          <w:rFonts w:ascii="Arial" w:hAnsi="Arial" w:cs="Arial"/>
+          <w:lang w:val="es-MX" w:eastAsia="es-MX"/>
+        </w:rPr>
+      </w:pPr>
+      <w:r>
+        <w:rPr>
+          <w:rFonts w:ascii="Arial" w:hAnsi="Arial" w:cs="Arial"/>
+          <w:sz w:val="20"/>
+          <w:szCs w:val="20"/>
+          <w:lang w:val="es-MX" w:eastAsia="es-MX"/>
+        </w:rPr>
+        <w:t>"</w:t>
+      </w:r>
+      <w:proofErr w:type="spellStart"/>
+      <w:r>
+        <w:rPr>
+          <w:rFonts w:ascii="Arial" w:hAnsi="Arial" w:cs="Arial"/>
+          <w:sz w:val="20"/>
+          <w:szCs w:val="20"/>
+          <w:lang w:val="es-MX" w:eastAsia="es-MX"/>
+        </w:rPr>
+        <w:t>hostname</w:t>
+      </w:r>
+      <w:proofErr w:type="spellEnd"/>
+      <w:r>
+        <w:rPr>
+          <w:rFonts w:ascii="Arial" w:hAnsi="Arial" w:cs="Arial"/>
+          <w:sz w:val="20"/>
+          <w:szCs w:val="20"/>
+          <w:lang w:val="es-MX" w:eastAsia="es-MX"/>
+        </w:rPr>
+        <w:t>"</w:t>
+      </w:r>
+      <w:r>
+        <w:rPr>
+          <w:rFonts w:ascii="Arial" w:hAnsi="Arial" w:cs="Arial"/>
+          <w:lang w:val="es-MX" w:eastAsia="es-MX"/>
+        </w:rPr>
+        <w:t xml:space="preserve"> (valor: </w:t>
+      </w:r>
+      <w:r>
+        <w:rPr>
+          <w:rFonts w:ascii="Arial" w:hAnsi="Arial" w:cs="Arial"/>
+          <w:sz w:val="20"/>
+          <w:szCs w:val="20"/>
+          <w:lang w:val="es-MX" w:eastAsia="es-MX"/>
+        </w:rPr>
+        <w:t>"R1-Core"</w:t>
+      </w:r>
+      <w:r>
+        <w:rPr>
+          <w:rFonts w:ascii="Arial" w:hAnsi="Arial" w:cs="Arial"/>
+          <w:lang w:val="es-MX" w:eastAsia="es-MX"/>
+        </w:rPr>
+        <w:t>)</w:t>
+      </w:r>
+    </w:p>
+    <w:p>
+      <w:pPr>
+        <w:rPr>
+          <w:rFonts w:ascii="Arial" w:hAnsi="Arial" w:cs="Arial"/>
+          <w:lang w:val="es-MX" w:eastAsia="es-MX"/>
+        </w:rPr>
+      </w:pPr>
+      <w:r>
+        <w:rPr>
+          <w:rFonts w:ascii="Arial" w:hAnsi="Arial" w:cs="Arial"/>
+          <w:sz w:val="20"/>
+          <w:szCs w:val="20"/>
+          <w:lang w:val="es-MX" w:eastAsia="es-MX"/>
+        </w:rPr>
+        <w:t>"</w:t>
+      </w:r>
+      <w:proofErr w:type="spellStart"/>
+      <w:r>
+        <w:rPr>
+          <w:rFonts w:ascii="Arial" w:hAnsi="Arial" w:cs="Arial"/>
+          <w:sz w:val="20"/>
+          <w:szCs w:val="20"/>
+          <w:lang w:val="es-MX" w:eastAsia="es-MX"/>
+        </w:rPr>
+        <w:t>uptime_days</w:t>
+      </w:r>
+      <w:proofErr w:type="spellEnd"/>
+      <w:r>
+        <w:rPr>
+          <w:rFonts w:ascii="Arial" w:hAnsi="Arial" w:cs="Arial"/>
+          <w:sz w:val="20"/>
+          <w:szCs w:val="20"/>
+          <w:lang w:val="es-MX" w:eastAsia="es-MX"/>
+        </w:rPr>
+        <w:t>"</w:t>
+      </w:r>
+      <w:r>
+        <w:rPr>
+          <w:rFonts w:ascii="Arial" w:hAnsi="Arial" w:cs="Arial"/>
+          <w:lang w:val="es-MX" w:eastAsia="es-MX"/>
+        </w:rPr>
+        <w:t xml:space="preserve"> (valor: </w:t>
+      </w:r>
+      <w:r>
+        <w:rPr>
+          <w:rFonts w:ascii="Arial" w:hAnsi="Arial" w:cs="Arial"/>
+          <w:sz w:val="20"/>
+          <w:szCs w:val="20"/>
+          <w:lang w:val="es-MX" w:eastAsia="es-MX"/>
+        </w:rPr>
+        <w:t>45</w:t>
+      </w:r>
+      <w:r>
+        <w:rPr>
+          <w:rFonts w:ascii="Arial" w:hAnsi="Arial" w:cs="Arial"/>
+          <w:lang w:val="es-MX" w:eastAsia="es-MX"/>
+        </w:rPr>
+        <w:t>)</w:t>
+      </w:r>
+    </w:p>
+    <w:p>
+      <w:pPr>
+        <w:rPr>
+          <w:lang w:val="es-MX" w:eastAsia="es-MX"/>
+        </w:rPr>
+      </w:pPr>
+      <w:r>
+        <w:rPr>
+          <w:rFonts w:ascii="Arial" w:hAnsi="Arial" w:cs="Arial"/>
+          <w:sz w:val="20"/>
+          <w:szCs w:val="20"/>
+          <w:lang w:val="es-MX" w:eastAsia="es-MX"/>
+        </w:rPr>
+        <w:t>"</w:t>
+      </w:r>
+      <w:proofErr w:type="spellStart"/>
+      <w:r>
+        <w:rPr>
+          <w:rFonts w:ascii="Arial" w:hAnsi="Arial" w:cs="Arial"/>
+          <w:sz w:val="20"/>
+          <w:szCs w:val="20"/>
+          <w:lang w:val="es-MX" w:eastAsia="es-MX"/>
+        </w:rPr>
+        <w:t>managed_by_apic</w:t>
+      </w:r>
+      <w:proofErr w:type="spellEnd"/>
+      <w:r>
+        <w:rPr>
+          <w:rFonts w:ascii="Arial" w:hAnsi="Arial" w:cs="Arial"/>
+          <w:sz w:val="20"/>
+          <w:szCs w:val="20"/>
+          <w:lang w:val="es-MX" w:eastAsia="es-MX"/>
+        </w:rPr>
+        <w:t>"</w:t>
+      </w:r>
+      <w:r>
+        <w:rPr>
+          <w:rFonts w:ascii="Arial" w:hAnsi="Arial" w:cs="Arial"/>
+          <w:lang w:val="es-MX" w:eastAsia="es-MX"/>
+        </w:rPr>
+        <w:t xml:space="preserve"> (valor: </w:t>
+      </w:r>
+      <w:r>
+        <w:rPr>
+          <w:rFonts w:ascii="Arial" w:hAnsi="Arial" w:cs="Arial"/>
+          <w:sz w:val="20"/>
+          <w:szCs w:val="20"/>
+          <w:lang w:val="es-MX" w:eastAsia="es-MX"/>
+        </w:rPr>
+        <w:t>true</w:t>
+      </w:r>
+      <w:r>
+        <w:rPr>
+          <w:lang w:val="es-MX" w:eastAsia="es-MX"/>
+        </w:rPr>
+        <w:t>)</w:t>
+      </w:r>
+    </w:p>
+    <w:p/>
+    <w:p/>
+    <w:p>
+      <w:r>
+        <w:t>2. Tipos de Datos: Identifica un</w:t>
+      </w:r>
+      <w:r>
+        <w:t xml:space="preserve"> </w:t>
+      </w:r>
+      <w:r>
+        <w:t xml:space="preserve">ejemplo de cada uno de </w:t>
+      </w:r>
+      <w:proofErr w:type="spellStart"/>
+      <w:r>
+        <w:t>lossiguientes</w:t>
+      </w:r>
+      <w:proofErr w:type="spellEnd"/>
+      <w:r>
+        <w:t xml:space="preserve"> tipos en el</w:t>
+      </w:r>
+      <w:r>
+        <w:t xml:space="preserve"> </w:t>
+      </w:r>
+      <w:proofErr w:type="spellStart"/>
+      <w:proofErr w:type="gramStart"/>
+      <w:r>
+        <w:t>código:String</w:t>
+      </w:r>
+      <w:proofErr w:type="spellEnd"/>
+      <w:proofErr w:type="gramEnd"/>
+      <w:r>
+        <w:t>,</w:t>
+      </w:r>
+      <w:r>
+        <w:t xml:space="preserve"> </w:t>
+      </w:r>
+      <w:proofErr w:type="spellStart"/>
+      <w:r>
+        <w:t>Number</w:t>
+      </w:r>
+      <w:proofErr w:type="spellEnd"/>
+      <w:r>
+        <w:t xml:space="preserve"> </w:t>
+      </w:r>
+      <w:r>
+        <w:t>,</w:t>
+      </w:r>
+      <w:proofErr w:type="spellStart"/>
+      <w:r>
+        <w:t>Boolean</w:t>
+      </w:r>
+      <w:proofErr w:type="spellEnd"/>
+      <w:r>
+        <w:t xml:space="preserve"> y</w:t>
+      </w:r>
+      <w:r>
+        <w:t xml:space="preserve"> </w:t>
+      </w:r>
+      <w:proofErr w:type="spellStart"/>
+      <w:r>
+        <w:t>Null</w:t>
+      </w:r>
+      <w:proofErr w:type="spellEnd"/>
+      <w:r>
+        <w:t>.</w:t>
+      </w:r>
+    </w:p>
+    <w:p>
+      <w:r>
+        <w:t>{</w:t>
+      </w:r>
+    </w:p>
+    <w:p>
+      <w:pPr>
+        <w:rPr>
+          <w:b/>
+        </w:rPr>
+      </w:pPr>
+      <w:r>
+        <w:t>"</w:t>
+      </w:r>
+      <w:proofErr w:type="spellStart"/>
+      <w:r>
+        <w:t>hostname</w:t>
+      </w:r>
+      <w:proofErr w:type="spellEnd"/>
+      <w:r>
+        <w:t>": "R1-Core"</w:t>
+      </w:r>
+      <w:proofErr w:type="gramStart"/>
+      <w:r>
+        <w:t>,</w:t>
+      </w:r>
+      <w:r>
+        <w:t xml:space="preserve"> :</w:t>
+      </w:r>
+      <w:proofErr w:type="gramEnd"/>
+      <w:r>
+        <w:t xml:space="preserve">  </w:t>
+      </w:r>
+      <w:proofErr w:type="spellStart"/>
+      <w:r>
+        <w:rPr>
+          <w:b/>
+        </w:rPr>
+        <w:t>String</w:t>
+      </w:r>
+      <w:proofErr w:type="spellEnd"/>
+    </w:p>
+    <w:p>
+      <w:r>
+        <w:t>"</w:t>
+      </w:r>
+      <w:proofErr w:type="spellStart"/>
+      <w:r>
+        <w:t>uptime_days</w:t>
+      </w:r>
+      <w:proofErr w:type="spellEnd"/>
+      <w:r>
+        <w:t>": 45</w:t>
+      </w:r>
+      <w:proofErr w:type="gramStart"/>
+      <w:r>
+        <w:t>,</w:t>
+      </w:r>
+      <w:r>
+        <w:t xml:space="preserve"> :</w:t>
+      </w:r>
+      <w:proofErr w:type="gramEnd"/>
+      <w:r>
+        <w:t xml:space="preserve"> </w:t>
+      </w:r>
+      <w:proofErr w:type="spellStart"/>
+      <w:r>
+        <w:t>Numbers</w:t>
+      </w:r>
+      <w:proofErr w:type="spellEnd"/>
+    </w:p>
+    <w:p>
+      <w:pPr>
+        <w:rPr>
+          <w:b/>
+        </w:rPr>
+      </w:pPr>
+      <w:r>
+        <w:t>"</w:t>
+      </w:r>
+      <w:proofErr w:type="spellStart"/>
+      <w:r>
+        <w:t>managed_by_apic</w:t>
+      </w:r>
+      <w:proofErr w:type="spellEnd"/>
+      <w:r>
+        <w:t xml:space="preserve">": </w:t>
+      </w:r>
+      <w:proofErr w:type="gramStart"/>
+      <w:r>
+        <w:t>true,</w:t>
+      </w:r>
+      <w:r>
+        <w:t>:</w:t>
+      </w:r>
+      <w:proofErr w:type="gramEnd"/>
+      <w:r>
+        <w:t xml:space="preserve"> </w:t>
+      </w:r>
+      <w:proofErr w:type="spellStart"/>
+      <w:r>
+        <w:rPr>
+          <w:b/>
+        </w:rPr>
+        <w:t>Boolean</w:t>
+      </w:r>
+      <w:proofErr w:type="spellEnd"/>
+    </w:p>
+    <w:p>
+      <w:r>
+        <w:t xml:space="preserve">"interfaces": </w:t>
+      </w:r>
+      <w:proofErr w:type="gramStart"/>
+      <w:r>
+        <w:t>[</w:t>
+      </w:r>
+      <w:r>
+        <w:t xml:space="preserve"> :</w:t>
+      </w:r>
+      <w:proofErr w:type="gramEnd"/>
+      <w:r>
+        <w:t xml:space="preserve"> </w:t>
+      </w:r>
+    </w:p>
+    <w:p>
+      <w:r>
+        <w:t>{</w:t>
+      </w:r>
+    </w:p>
+    <w:p>
+      <w:r>
+        <w:t>"</w:t>
+      </w:r>
+      <w:proofErr w:type="spellStart"/>
+      <w:r>
+        <w:t>name</w:t>
+      </w:r>
+      <w:proofErr w:type="spellEnd"/>
+      <w:r>
+        <w:t>": "GigabitEthernet0/0",</w:t>
+      </w:r>
+    </w:p>
+    <w:p>
+      <w:r>
+        <w:t>"</w:t>
+      </w:r>
+      <w:proofErr w:type="spellStart"/>
+      <w:r>
+        <w:t>description</w:t>
+      </w:r>
+      <w:proofErr w:type="spellEnd"/>
+      <w:r>
+        <w:t xml:space="preserve">": "Link </w:t>
+      </w:r>
+      <w:proofErr w:type="spellStart"/>
+      <w:r>
+        <w:t>to</w:t>
+      </w:r>
+      <w:proofErr w:type="spellEnd"/>
+      <w:r>
+        <w:t xml:space="preserve"> WAN",</w:t>
+      </w:r>
+    </w:p>
+    <w:p>
+      <w:r>
+        <w:t>"</w:t>
+      </w:r>
+      <w:proofErr w:type="spellStart"/>
+      <w:r>
+        <w:t>enabled</w:t>
+      </w:r>
+      <w:proofErr w:type="spellEnd"/>
+      <w:r>
+        <w:t>": true,</w:t>
+      </w:r>
+    </w:p>
+    <w:p>
+      <w:r>
+        <w:t>"</w:t>
+      </w:r>
+      <w:proofErr w:type="spellStart"/>
+      <w:r>
+        <w:t>mtu</w:t>
+      </w:r>
+      <w:proofErr w:type="spellEnd"/>
+      <w:r>
+        <w:t>": 1500</w:t>
+      </w:r>
+    </w:p>
+    <w:p>
+      <w:r>
+        <w:t>},</w:t>
+      </w:r>
+    </w:p>
+    <w:p>
+      <w:r>
+        <w:t>{</w:t>
+      </w:r>
+    </w:p>
+    <w:p>
+      <w:r>
+        <w:t>"</w:t>
+      </w:r>
+      <w:proofErr w:type="spellStart"/>
+      <w:r>
+        <w:t>name</w:t>
+      </w:r>
+      <w:proofErr w:type="spellEnd"/>
+      <w:r>
+        <w:t>": "GigabitEthernet0/1",</w:t>
+      </w:r>
+    </w:p>
+    <w:p>
+      <w:r>
+        <w:t>"</w:t>
+      </w:r>
+      <w:proofErr w:type="spellStart"/>
+      <w:r>
+        <w:t>description</w:t>
+      </w:r>
+      <w:proofErr w:type="spellEnd"/>
+      <w:r>
+        <w:t xml:space="preserve">": </w:t>
+      </w:r>
+      <w:proofErr w:type="spellStart"/>
+      <w:proofErr w:type="gramStart"/>
+      <w:r>
+        <w:t>null</w:t>
+      </w:r>
+      <w:proofErr w:type="spellEnd"/>
+      <w:r>
+        <w:t>,</w:t>
+      </w:r>
+      <w:r>
+        <w:t>:</w:t>
+      </w:r>
+      <w:proofErr w:type="gramEnd"/>
+      <w:r>
+        <w:t xml:space="preserve"> </w:t>
+      </w:r>
+      <w:proofErr w:type="spellStart"/>
+      <w:r>
+        <w:rPr>
+          <w:b/>
+        </w:rPr>
+        <w:t>Null</w:t>
+      </w:r>
+      <w:proofErr w:type="spellEnd"/>
+    </w:p>
+    <w:p>
+      <w:r>
+        <w:t>"</w:t>
+      </w:r>
+      <w:proofErr w:type="spellStart"/>
+      <w:r>
+        <w:t>enabled</w:t>
+      </w:r>
+      <w:proofErr w:type="spellEnd"/>
+      <w:r>
+        <w:t>": false,</w:t>
+      </w:r>
+    </w:p>
+    <w:p>
+      <w:r>
+        <w:t>"</w:t>
+      </w:r>
+      <w:proofErr w:type="spellStart"/>
+      <w:r>
+        <w:t>mtu</w:t>
+      </w:r>
+      <w:proofErr w:type="spellEnd"/>
+      <w:r>
+        <w:t>": 1500</w:t>
+      </w:r>
+    </w:p>
+    <w:p>
+      <w:r>
+        <w:t>}</w:t>
+      </w:r>
+    </w:p>
+    <w:p>
+      <w:r>
+        <w:t>]</w:t>
+      </w:r>
+    </w:p>
+    <w:p>
+      <w:r>
+        <w:t>}</w:t>
+      </w:r>
+    </w:p>
+    <w:p/>
+    <w:p/>
+    <w:p/>
+    <w:p/>
+    <w:p>
+      <w:r>
+        <w:t>Parte 2: Detección de Errores de Sintaxis</w:t>
+      </w:r>
+    </w:p>
+    <w:p>
+      <w:r>
+        <w:t xml:space="preserve">En la automatización de redes, un error de sintaxis en un </w:t>
+      </w:r>
+      <w:proofErr w:type="spellStart"/>
+      <w:r>
+        <w:t>payload</w:t>
+      </w:r>
+      <w:proofErr w:type="spellEnd"/>
+      <w:r>
+        <w:t xml:space="preserve"> JSON puede causar que la</w:t>
+      </w:r>
+    </w:p>
+    <w:p>
+      <w:r>
+        <w:t>configuración de un dispositivo falle. Analiza el siguiente fragmento de código destinado a</w:t>
+      </w:r>
+    </w:p>
+    <w:p>
+      <w:r>
+        <w:t>configurar una VLAN y responde.</w:t>
+      </w:r>
+    </w:p>
+    <w:p>
+      <w:r>
+        <w:t>{</w:t>
+      </w:r>
+    </w:p>
+    <w:p>
+      <w:r>
+        <w:t>"</w:t>
+      </w:r>
+      <w:proofErr w:type="spellStart"/>
+      <w:r>
+        <w:t>vlan_id</w:t>
+      </w:r>
+      <w:proofErr w:type="spellEnd"/>
+      <w:r>
+        <w:t>": 10</w:t>
+      </w:r>
+    </w:p>
+    <w:p>
+      <w:r>
+        <w:t>"</w:t>
+      </w:r>
+      <w:proofErr w:type="spellStart"/>
+      <w:r>
+        <w:t>name</w:t>
+      </w:r>
+      <w:proofErr w:type="spellEnd"/>
+      <w:r>
+        <w:t>": "</w:t>
+      </w:r>
+      <w:proofErr w:type="spellStart"/>
+      <w:r>
+        <w:t>Usuarios_Ventas</w:t>
+      </w:r>
+      <w:proofErr w:type="spellEnd"/>
+      <w:r>
+        <w:t>"</w:t>
+      </w:r>
+    </w:p>
+    <w:p>
+      <w:r>
+        <w:t>"</w:t>
+      </w:r>
+      <w:proofErr w:type="spellStart"/>
+      <w:r>
+        <w:t>tagged</w:t>
+      </w:r>
+      <w:proofErr w:type="spellEnd"/>
+      <w:r>
+        <w:t>": true,</w:t>
+      </w:r>
+    </w:p>
+    <w:p>
+      <w:r>
+        <w:t>"</w:t>
+      </w:r>
+      <w:proofErr w:type="spellStart"/>
+      <w:r>
+        <w:t>description</w:t>
+      </w:r>
+      <w:proofErr w:type="spellEnd"/>
+      <w:r>
+        <w:t>": "VLAN para el departamento de ventas",</w:t>
+      </w:r>
+    </w:p>
+    <w:p>
+      <w:r>
+        <w:t>}</w:t>
+      </w:r>
+    </w:p>
+    <w:p>
+      <w:r>
+        <w:t>3. ¿Qué errores de sintaxis impiden que este JSON sea válido según los estándares de red y</w:t>
+      </w:r>
+    </w:p>
+    <w:p>
+      <w:r>
+        <w:t>programación?</w:t>
+      </w:r>
+    </w:p>
+    <w:p>
+      <w:r>
+        <w:t>Selecciona las dos opciones correctas.</w:t>
+      </w:r>
+    </w:p>
+    <w:p>
+      <w:r>
+        <w:t>A) El valor de '</w:t>
+      </w:r>
+      <w:proofErr w:type="spellStart"/>
+      <w:r>
+        <w:t>vlan_id</w:t>
+      </w:r>
+      <w:proofErr w:type="spellEnd"/>
+      <w:r>
+        <w:t>' debería estar entre comillas dobles obligatoriamente.</w:t>
+      </w:r>
+    </w:p>
+    <w:p>
+      <w:r>
+        <w:t>B) Las claves como '</w:t>
+      </w:r>
+      <w:proofErr w:type="spellStart"/>
+      <w:r>
+        <w:t>vlan_id</w:t>
+      </w:r>
+      <w:proofErr w:type="spellEnd"/>
+      <w:r>
+        <w:t>' no deben llevar guiones bajos.</w:t>
+      </w:r>
+    </w:p>
+    <w:p>
+      <w:r>
+        <w:rPr>
+          <w:highlight w:val="green"/>
+        </w:rPr>
+        <w:t>C) Existe una coma final (</w:t>
+      </w:r>
+      <w:proofErr w:type="spellStart"/>
+      <w:r>
+        <w:rPr>
+          <w:highlight w:val="green"/>
+        </w:rPr>
+        <w:t>trailing</w:t>
+      </w:r>
+      <w:proofErr w:type="spellEnd"/>
+      <w:r>
+        <w:rPr>
+          <w:highlight w:val="green"/>
+        </w:rPr>
+        <w:t xml:space="preserve"> </w:t>
+      </w:r>
+      <w:proofErr w:type="spellStart"/>
+      <w:r>
+        <w:rPr>
+          <w:highlight w:val="green"/>
+        </w:rPr>
+        <w:t>comma</w:t>
+      </w:r>
+      <w:proofErr w:type="spellEnd"/>
+      <w:r>
+        <w:rPr>
+          <w:highlight w:val="green"/>
+        </w:rPr>
+        <w:t>) después del valor de '</w:t>
+      </w:r>
+      <w:proofErr w:type="spellStart"/>
+      <w:r>
+        <w:rPr>
+          <w:highlight w:val="green"/>
+        </w:rPr>
+        <w:t>description</w:t>
+      </w:r>
+      <w:proofErr w:type="spellEnd"/>
+      <w:r>
+        <w:rPr>
+          <w:highlight w:val="green"/>
+        </w:rPr>
+        <w:t>'.</w:t>
+      </w:r>
+    </w:p>
+    <w:p>
+      <w:r>
+        <w:rPr>
+          <w:highlight w:val="green"/>
+        </w:rPr>
+        <w:t>D) Faltan comas para separar los pares clave-valor después de '</w:t>
+      </w:r>
+      <w:proofErr w:type="spellStart"/>
+      <w:r>
+        <w:rPr>
+          <w:highlight w:val="green"/>
+        </w:rPr>
+        <w:t>vlan_id</w:t>
+      </w:r>
+      <w:proofErr w:type="spellEnd"/>
+      <w:r>
+        <w:rPr>
+          <w:highlight w:val="green"/>
+        </w:rPr>
+        <w:t>' y '</w:t>
+      </w:r>
+      <w:proofErr w:type="spellStart"/>
+      <w:r>
+        <w:rPr>
+          <w:highlight w:val="green"/>
+        </w:rPr>
+        <w:t>name</w:t>
+      </w:r>
+      <w:proofErr w:type="spellEnd"/>
+      <w:r>
+        <w:rPr>
+          <w:highlight w:val="green"/>
+        </w:rPr>
+        <w:t>'.</w:t>
+      </w:r>
+    </w:p>
+    <w:p>
+      <w:r>
+        <w:t>4. Reflexión Técnica: Explica por qué es crítico que un controlador como Cisco DNA Center reciba</w:t>
+      </w:r>
+    </w:p>
+    <w:p>
+      <w:r>
+        <w:t xml:space="preserve">Cisco DNA Center necesita recibir un JSON bien validado porque, si </w:t>
+      </w:r>
+      <w:proofErr w:type="gramStart"/>
+      <w:r>
+        <w:t>trae</w:t>
+      </w:r>
+      <w:proofErr w:type="gramEnd"/>
+      <w:r>
+        <w:t xml:space="preserve"> aunque sea una coma de más o de menos, el sistema no entiende la instrucción y simplemente no aplica el cambio. Lo más delicado es que en una red real la automatización trabaja sobre muchos equipos al mismo tiempo, así que un pequeño descuido puede convertirse en un problema grande: usuarios sin conexión, servicios caídos o configuraciones a medias.</w:t>
+      </w:r>
+    </w:p>
+    <w:p/>
+    <w:p/>
+    <w:p/>
+    <w:p/>
+    <w:p/>
+    <w:p/>
+    <w:p/>
+    <w:p/>
+    <w:p>
+      <w:r>
+        <w:lastRenderedPageBreak/>
+        <w:t>Actividad 2: Análisis de Datos de Red con Python</w:t>
+      </w:r>
+    </w:p>
+    <w:p>
+      <w:r>
+        <w:t>Conceptos Clave</w:t>
+      </w:r>
+    </w:p>
+    <w:p>
+      <w:proofErr w:type="spellStart"/>
+      <w:proofErr w:type="gramStart"/>
+      <w:r>
+        <w:t>json.loads</w:t>
+      </w:r>
+      <w:proofErr w:type="spellEnd"/>
+      <w:proofErr w:type="gramEnd"/>
+      <w:r>
+        <w:t xml:space="preserve">(): Función del módulo </w:t>
+      </w:r>
+      <w:proofErr w:type="spellStart"/>
+      <w:r>
+        <w:t>json</w:t>
+      </w:r>
+      <w:proofErr w:type="spellEnd"/>
+      <w:r>
+        <w:t xml:space="preserve"> de Python que convierte una cadena de texto en</w:t>
+      </w:r>
+    </w:p>
+    <w:p>
+      <w:r>
+        <w:t>formato JSON a un diccionario o lista de Python.</w:t>
+      </w:r>
+    </w:p>
+    <w:p>
+      <w:proofErr w:type="spellStart"/>
+      <w:r>
+        <w:t>Parsing</w:t>
+      </w:r>
+      <w:proofErr w:type="spellEnd"/>
+      <w:r>
+        <w:t>: El proceso de analizar una estructura de datos para extraer información específica.</w:t>
+      </w:r>
+    </w:p>
+    <w:p>
+      <w:r>
+        <w:t>Parte 1: Análisis de Inventario</w:t>
+      </w:r>
+    </w:p>
+    <w:p>
+      <w:r>
+        <w:t>Imagina que estás automatizando la auditoría de una red empresarial. Has recibido el siguiente</w:t>
+      </w:r>
+    </w:p>
+    <w:p>
+      <w:r>
+        <w:t>objeto JSON que representa el inventario actual de dispositivos. Tu objetivo es identificar qué</w:t>
+      </w:r>
+    </w:p>
+    <w:p>
+      <w:r>
+        <w:t xml:space="preserve">equipos están fuera de línea </w:t>
+      </w:r>
+      <w:proofErr w:type="gramStart"/>
+      <w:r>
+        <w:t xml:space="preserve">( </w:t>
+      </w:r>
+      <w:proofErr w:type="spellStart"/>
+      <w:r>
+        <w:t>down</w:t>
+      </w:r>
+      <w:proofErr w:type="spellEnd"/>
+      <w:proofErr w:type="gramEnd"/>
+      <w:r>
+        <w:t xml:space="preserve"> ) para generar un reporte de incidentes.</w:t>
+      </w:r>
+    </w:p>
+    <w:p>
+      <w:r>
+        <w:t>[</w:t>
+      </w:r>
+    </w:p>
+    <w:p>
+      <w:r>
+        <w:t>{"</w:t>
+      </w:r>
+      <w:proofErr w:type="spellStart"/>
+      <w:r>
+        <w:t>hostname</w:t>
+      </w:r>
+      <w:proofErr w:type="spellEnd"/>
+      <w:r>
+        <w:t>": "Core-SW01", "</w:t>
+      </w:r>
+      <w:proofErr w:type="spellStart"/>
+      <w:r>
+        <w:t>ip</w:t>
+      </w:r>
+      <w:proofErr w:type="spellEnd"/>
+      <w:r>
+        <w:t>": "10.0.0.1", "status": "up"},</w:t>
+      </w:r>
+    </w:p>
+    <w:p>
+      <w:r>
+        <w:t>{"</w:t>
+      </w:r>
+      <w:proofErr w:type="spellStart"/>
+      <w:r>
+        <w:t>hostname</w:t>
+      </w:r>
+      <w:proofErr w:type="spellEnd"/>
+      <w:r>
+        <w:t>": "Dist-SW02", "</w:t>
+      </w:r>
+      <w:proofErr w:type="spellStart"/>
+      <w:r>
+        <w:t>ip</w:t>
+      </w:r>
+      <w:proofErr w:type="spellEnd"/>
+      <w:r>
+        <w:t>": "10.0.0.2", "status": "</w:t>
+      </w:r>
+      <w:proofErr w:type="spellStart"/>
+      <w:r>
+        <w:t>down</w:t>
+      </w:r>
+      <w:proofErr w:type="spellEnd"/>
+      <w:r>
+        <w:t>"},</w:t>
+      </w:r>
+    </w:p>
+    <w:p>
+      <w:r>
+        <w:t>{"</w:t>
+      </w:r>
+      <w:proofErr w:type="spellStart"/>
+      <w:r>
+        <w:t>hostname</w:t>
+      </w:r>
+      <w:proofErr w:type="spellEnd"/>
+      <w:r>
+        <w:t>": "Access-SW03", "</w:t>
+      </w:r>
+      <w:proofErr w:type="spellStart"/>
+      <w:r>
+        <w:t>ip</w:t>
+      </w:r>
+      <w:proofErr w:type="spellEnd"/>
+      <w:r>
+        <w:t>": "10.0.0.3", "status": "up"},</w:t>
+      </w:r>
+    </w:p>
+    <w:p>
+      <w:r>
+        <w:t>{"</w:t>
+      </w:r>
+      <w:proofErr w:type="spellStart"/>
+      <w:r>
+        <w:t>hostname</w:t>
+      </w:r>
+      <w:proofErr w:type="spellEnd"/>
+      <w:r>
+        <w:t>": "Edge-R01", "</w:t>
+      </w:r>
+      <w:proofErr w:type="spellStart"/>
+      <w:r>
+        <w:t>ip</w:t>
+      </w:r>
+      <w:proofErr w:type="spellEnd"/>
+      <w:r>
+        <w:t>": "172.16.1.1", "status": "</w:t>
+      </w:r>
+      <w:proofErr w:type="spellStart"/>
+      <w:r>
+        <w:t>down</w:t>
+      </w:r>
+      <w:proofErr w:type="spellEnd"/>
+      <w:r>
+        <w:t>"}</w:t>
+      </w:r>
+    </w:p>
+    <w:p>
+      <w:r>
+        <w:t>]</w:t>
+      </w:r>
+    </w:p>
+    <w:p>
+      <w:r>
+        <w:t>1. Escribe el pseudocódigo o completa el script de Python necesario para procesar la variable</w:t>
+      </w:r>
+      <w:r>
+        <w:t xml:space="preserve"> </w:t>
+      </w:r>
+      <w:proofErr w:type="spellStart"/>
+      <w:r>
+        <w:t>inventario_json</w:t>
+      </w:r>
+      <w:proofErr w:type="spellEnd"/>
+      <w:r>
+        <w:t xml:space="preserve"> (que contiene el texto anterior). El script debe filtrar e imprimir únicamente los</w:t>
+      </w:r>
+      <w:r>
+        <w:t xml:space="preserve"> </w:t>
+      </w:r>
+      <w:proofErr w:type="spellStart"/>
+      <w:r>
+        <w:t>hostnames</w:t>
+      </w:r>
+      <w:proofErr w:type="spellEnd"/>
+      <w:r>
+        <w:t xml:space="preserve"> de los dispositivos cuyo estado sea '</w:t>
+      </w:r>
+      <w:proofErr w:type="spellStart"/>
+      <w:r>
+        <w:t>down</w:t>
+      </w:r>
+      <w:proofErr w:type="spellEnd"/>
+      <w:r>
+        <w:t>'</w:t>
+      </w:r>
+    </w:p>
+    <w:p/>
+    <w:p>
+      <w:r>
+        <w:t>inventario = [</w:t>
+      </w:r>
+    </w:p>
+    <w:p>
+      <w:r>
+        <w:tab/>
+        <w:t>{"</w:t>
+      </w:r>
+      <w:proofErr w:type="spellStart"/>
+      <w:r>
+        <w:t>hostname</w:t>
+      </w:r>
+      <w:proofErr w:type="spellEnd"/>
+      <w:r>
+        <w:t>": "Core-SW01", "</w:t>
+      </w:r>
+      <w:proofErr w:type="spellStart"/>
+      <w:r>
+        <w:t>ip</w:t>
+      </w:r>
+      <w:proofErr w:type="spellEnd"/>
+      <w:r>
+        <w:t>": "10.0.0.1", "status": "up"},</w:t>
+      </w:r>
+    </w:p>
+    <w:p>
+      <w:r>
+        <w:tab/>
+        <w:t>{"</w:t>
+      </w:r>
+      <w:proofErr w:type="spellStart"/>
+      <w:r>
+        <w:t>hostname</w:t>
+      </w:r>
+      <w:proofErr w:type="spellEnd"/>
+      <w:r>
+        <w:t>": "Dist-SW02", "</w:t>
+      </w:r>
+      <w:proofErr w:type="spellStart"/>
+      <w:r>
+        <w:t>ip</w:t>
+      </w:r>
+      <w:proofErr w:type="spellEnd"/>
+      <w:r>
+        <w:t>": "10.0.0.2", "status": "</w:t>
+      </w:r>
+      <w:proofErr w:type="spellStart"/>
+      <w:r>
+        <w:t>down</w:t>
+      </w:r>
+      <w:proofErr w:type="spellEnd"/>
+      <w:r>
+        <w:t>"},</w:t>
+      </w:r>
+    </w:p>
+    <w:p>
+      <w:r>
+        <w:tab/>
+        <w:t>{"</w:t>
+      </w:r>
+      <w:proofErr w:type="spellStart"/>
+      <w:r>
+        <w:t>hostname</w:t>
+      </w:r>
+      <w:proofErr w:type="spellEnd"/>
+      <w:r>
+        <w:t>": "Access-SW03", "</w:t>
+      </w:r>
+      <w:proofErr w:type="spellStart"/>
+      <w:r>
+        <w:t>ip</w:t>
+      </w:r>
+      <w:proofErr w:type="spellEnd"/>
+      <w:r>
+        <w:t>": "10.0.0.3", "status": "up"},</w:t>
+      </w:r>
+    </w:p>
+    <w:p>
+      <w:r>
+        <w:tab/>
+        <w:t>{"</w:t>
+      </w:r>
+      <w:proofErr w:type="spellStart"/>
+      <w:r>
+        <w:t>hostname</w:t>
+      </w:r>
+      <w:proofErr w:type="spellEnd"/>
+      <w:r>
+        <w:t>": "Edge-R01", "</w:t>
+      </w:r>
+      <w:proofErr w:type="spellStart"/>
+      <w:r>
+        <w:t>ip</w:t>
+      </w:r>
+      <w:proofErr w:type="spellEnd"/>
+      <w:r>
+        <w:t>": "172.16.1.1", "status": "</w:t>
+      </w:r>
+      <w:proofErr w:type="spellStart"/>
+      <w:r>
+        <w:t>down</w:t>
+      </w:r>
+      <w:proofErr w:type="spellEnd"/>
+      <w:r>
+        <w:t>"}</w:t>
+      </w:r>
+    </w:p>
+    <w:p>
+      <w:r>
+        <w:t>]</w:t>
+      </w:r>
+    </w:p>
+    <w:p/>
+    <w:p>
+      <w:r>
+        <w:t xml:space="preserve"># Imprimir todos los </w:t>
+      </w:r>
+      <w:proofErr w:type="spellStart"/>
+      <w:r>
+        <w:t>hostnames</w:t>
+      </w:r>
+      <w:proofErr w:type="spellEnd"/>
+    </w:p>
+    <w:p>
+      <w:proofErr w:type="spellStart"/>
+      <w:r>
+        <w:t>for</w:t>
+      </w:r>
+      <w:proofErr w:type="spellEnd"/>
+      <w:r>
+        <w:t xml:space="preserve"> h in inventario:</w:t>
+      </w:r>
+    </w:p>
+    <w:p>
+      <w:r>
+        <w:tab/>
+      </w:r>
+      <w:proofErr w:type="spellStart"/>
+      <w:r>
+        <w:t>print</w:t>
+      </w:r>
+      <w:proofErr w:type="spellEnd"/>
+      <w:r>
+        <w:t>(h["</w:t>
+      </w:r>
+      <w:proofErr w:type="spellStart"/>
+      <w:r>
+        <w:t>hostname</w:t>
+      </w:r>
+      <w:proofErr w:type="spellEnd"/>
+      <w:r>
+        <w:t>"])</w:t>
+      </w:r>
+    </w:p>
+    <w:p/>
+    <w:p>
+      <w:r>
+        <w:t xml:space="preserve">#imprimir todas las </w:t>
+      </w:r>
+      <w:proofErr w:type="spellStart"/>
+      <w:r>
+        <w:t>ips</w:t>
+      </w:r>
+      <w:proofErr w:type="spellEnd"/>
+    </w:p>
+    <w:p>
+      <w:proofErr w:type="spellStart"/>
+      <w:r>
+        <w:t>for</w:t>
+      </w:r>
+      <w:proofErr w:type="spellEnd"/>
+      <w:r>
+        <w:t xml:space="preserve"> h in inventario:</w:t>
+      </w:r>
+    </w:p>
+    <w:p>
+      <w:r>
+        <w:lastRenderedPageBreak/>
+        <w:t xml:space="preserve">    </w:t>
+      </w:r>
+      <w:proofErr w:type="spellStart"/>
+      <w:r>
+        <w:t>print</w:t>
+      </w:r>
+      <w:proofErr w:type="spellEnd"/>
+      <w:r>
+        <w:t>(h["</w:t>
+      </w:r>
+      <w:proofErr w:type="spellStart"/>
+      <w:r>
+        <w:t>ip</w:t>
+      </w:r>
+      <w:proofErr w:type="spellEnd"/>
+      <w:r>
+        <w:t>"])</w:t>
+      </w:r>
+    </w:p>
+    <w:p/>
+    <w:p>
+      <w:r>
+        <w:t xml:space="preserve">#Imprimir todos los que </w:t>
+      </w:r>
+      <w:proofErr w:type="spellStart"/>
+      <w:r>
+        <w:t>esten</w:t>
+      </w:r>
+      <w:proofErr w:type="spellEnd"/>
+      <w:r>
+        <w:t xml:space="preserve"> en </w:t>
+      </w:r>
+      <w:proofErr w:type="spellStart"/>
+      <w:r>
+        <w:t>down</w:t>
+      </w:r>
+      <w:proofErr w:type="spellEnd"/>
+    </w:p>
+    <w:p>
+      <w:proofErr w:type="spellStart"/>
+      <w:r>
+        <w:t>for</w:t>
+      </w:r>
+      <w:proofErr w:type="spellEnd"/>
+      <w:r>
+        <w:t xml:space="preserve"> h in inventario:</w:t>
+      </w:r>
+    </w:p>
+    <w:p>
+      <w:r>
+        <w:t xml:space="preserve">    </w:t>
+      </w:r>
+      <w:proofErr w:type="spellStart"/>
+      <w:r>
+        <w:t>if</w:t>
+      </w:r>
+      <w:proofErr w:type="spellEnd"/>
+      <w:r>
+        <w:t xml:space="preserve"> h["status"] == "</w:t>
+      </w:r>
+      <w:proofErr w:type="spellStart"/>
+      <w:r>
+        <w:t>down</w:t>
+      </w:r>
+      <w:proofErr w:type="spellEnd"/>
+      <w:r>
+        <w:t>":</w:t>
+      </w:r>
+    </w:p>
+    <w:p>
+      <w:r>
+        <w:t xml:space="preserve">        </w:t>
+      </w:r>
+      <w:proofErr w:type="spellStart"/>
+      <w:r>
+        <w:t>print</w:t>
+      </w:r>
+      <w:proofErr w:type="spellEnd"/>
+      <w:r>
+        <w:t>(h["</w:t>
+      </w:r>
+      <w:proofErr w:type="spellStart"/>
+      <w:r>
+        <w:t>hostname</w:t>
+      </w:r>
+      <w:proofErr w:type="spellEnd"/>
+      <w:r>
+        <w:t>"], h["</w:t>
+      </w:r>
+      <w:proofErr w:type="spellStart"/>
+      <w:r>
+        <w:t>ip</w:t>
+      </w:r>
+      <w:proofErr w:type="spellEnd"/>
+      <w:r>
+        <w:t>"])</w:t>
+      </w:r>
       <w:bookmarkStart w:id="0" w:name="_GoBack"/>
       <w:bookmarkEnd w:id="0"/>
     </w:p>
@@ -14,6 +1367,163 @@
     </w:sectPr>
   </w:body>
 </w:document>
+</file>
+
+<file path=word/numbering.xml><?xml version="1.0" encoding="utf-8"?>
+<w:numbering xmlns:wpc="http://schemas.microsoft.com/office/word/2010/wordprocessingCanvas" xmlns:cx="http://schemas.microsoft.com/office/drawing/2014/chartex" xmlns:cx1="http://schemas.microsoft.com/office/drawing/2015/9/8/chartex" xmlns:cx2="http://schemas.microsoft.com/office/drawing/2015/10/21/chartex" xmlns:cx3="http://schemas.microsoft.com/office/drawing/2016/5/9/chartex" xmlns:cx4="http://schemas.microsoft.com/office/drawing/2016/5/10/chartex" xmlns:cx5="http://schemas.microsoft.com/office/drawing/2016/5/11/chartex" xmlns:cx6="http://schemas.microsoft.com/office/drawing/2016/5/12/chartex" xmlns:cx7="http://schemas.microsoft.com/office/drawing/2016/5/13/chartex" xmlns:cx8="http://schemas.microsoft.com/office/drawing/2016/5/14/chartex" xmlns:mc="http://schemas.openxmlformats.org/markup-compatibility/2006" xmlns:aink="http://schemas.microsoft.com/office/drawing/2016/ink" xmlns:am3d="http://schemas.microsoft.com/office/drawing/2017/model3d" xmlns:o="urn:schemas-microsoft-com:office:office" xmlns:r="http://schemas.openxmlformats.org/officeDocument/2006/relationships" xmlns:m="http://schemas.openxmlformats.org/officeDocument/2006/math" xmlns:v="urn:schemas-microsoft-com:vml" xmlns:wp14="http://schemas.microsoft.com/office/word/2010/wordprocessingDrawing" xmlns:wp="http://schemas.openxmlformats.org/drawingml/2006/wordprocessingDrawing" xmlns:w10="urn:schemas-microsoft-com:office:word" xmlns:w="http://schemas.openxmlformats.org/wordprocessingml/2006/main" xmlns:w14="http://schemas.microsoft.com/office/word/2010/wordml" xmlns:w15="http://schemas.microsoft.com/office/word/2012/wordml" xmlns:w16cid="http://schemas.microsoft.com/office/word/2016/wordml/cid" xmlns:w16se="http://schemas.microsoft.com/office/word/2015/wordml/symex" xmlns:wpg="http://schemas.microsoft.com/office/word/2010/wordprocessingGroup" xmlns:wpi="http://schemas.microsoft.com/office/word/2010/wordprocessingInk" xmlns:wne="http://schemas.microsoft.com/office/word/2006/wordml" xmlns:wps="http://schemas.microsoft.com/office/word/2010/wordprocessingShape" mc:Ignorable="w14 w15 w16se w16cid wp14">
+  <w:abstractNum w:abstractNumId="0" w15:restartNumberingAfterBreak="0">
+    <w:nsid w:val="65A36232"/>
+    <w:multiLevelType w:val="multilevel"/>
+    <w:tmpl w:val="D2A69FA6"/>
+    <w:lvl w:ilvl="0">
+      <w:start w:val="1"/>
+      <w:numFmt w:val="bullet"/>
+      <w:lvlText w:val=""/>
+      <w:lvlJc w:val="left"/>
+      <w:pPr>
+        <w:tabs>
+          <w:tab w:val="num" w:pos="720"/>
+        </w:tabs>
+        <w:ind w:left="720" w:hanging="360"/>
+      </w:pPr>
+      <w:rPr>
+        <w:rFonts w:ascii="Symbol" w:hAnsi="Symbol" w:hint="default"/>
+        <w:sz w:val="20"/>
+      </w:rPr>
+    </w:lvl>
+    <w:lvl w:ilvl="1" w:tentative="1">
+      <w:start w:val="1"/>
+      <w:numFmt w:val="bullet"/>
+      <w:lvlText w:val="o"/>
+      <w:lvlJc w:val="left"/>
+      <w:pPr>
+        <w:tabs>
+          <w:tab w:val="num" w:pos="1440"/>
+        </w:tabs>
+        <w:ind w:left="1440" w:hanging="360"/>
+      </w:pPr>
+      <w:rPr>
+        <w:rFonts w:ascii="Courier New" w:hAnsi="Courier New" w:hint="default"/>
+        <w:sz w:val="20"/>
+      </w:rPr>
+    </w:lvl>
+    <w:lvl w:ilvl="2" w:tentative="1">
+      <w:start w:val="1"/>
+      <w:numFmt w:val="bullet"/>
+      <w:lvlText w:val=""/>
+      <w:lvlJc w:val="left"/>
+      <w:pPr>
+        <w:tabs>
+          <w:tab w:val="num" w:pos="2160"/>
+        </w:tabs>
+        <w:ind w:left="2160" w:hanging="360"/>
+      </w:pPr>
+      <w:rPr>
+        <w:rFonts w:ascii="Wingdings" w:hAnsi="Wingdings" w:hint="default"/>
+        <w:sz w:val="20"/>
+      </w:rPr>
+    </w:lvl>
+    <w:lvl w:ilvl="3" w:tentative="1">
+      <w:start w:val="1"/>
+      <w:numFmt w:val="bullet"/>
+      <w:lvlText w:val=""/>
+      <w:lvlJc w:val="left"/>
+      <w:pPr>
+        <w:tabs>
+          <w:tab w:val="num" w:pos="2880"/>
+        </w:tabs>
+        <w:ind w:left="2880" w:hanging="360"/>
+      </w:pPr>
+      <w:rPr>
+        <w:rFonts w:ascii="Wingdings" w:hAnsi="Wingdings" w:hint="default"/>
+        <w:sz w:val="20"/>
+      </w:rPr>
+    </w:lvl>
+    <w:lvl w:ilvl="4" w:tentative="1">
+      <w:start w:val="1"/>
+      <w:numFmt w:val="bullet"/>
+      <w:lvlText w:val=""/>
+      <w:lvlJc w:val="left"/>
+      <w:pPr>
+        <w:tabs>
+          <w:tab w:val="num" w:pos="3600"/>
+        </w:tabs>
+        <w:ind w:left="3600" w:hanging="360"/>
+      </w:pPr>
+      <w:rPr>
+        <w:rFonts w:ascii="Wingdings" w:hAnsi="Wingdings" w:hint="default"/>
+        <w:sz w:val="20"/>
+      </w:rPr>
+    </w:lvl>
+    <w:lvl w:ilvl="5" w:tentative="1">
+      <w:start w:val="1"/>
+      <w:numFmt w:val="bullet"/>
+      <w:lvlText w:val=""/>
+      <w:lvlJc w:val="left"/>
+      <w:pPr>
+        <w:tabs>
+          <w:tab w:val="num" w:pos="4320"/>
+        </w:tabs>
+        <w:ind w:left="4320" w:hanging="360"/>
+      </w:pPr>
+      <w:rPr>
+        <w:rFonts w:ascii="Wingdings" w:hAnsi="Wingdings" w:hint="default"/>
+        <w:sz w:val="20"/>
+      </w:rPr>
+    </w:lvl>
+    <w:lvl w:ilvl="6" w:tentative="1">
+      <w:start w:val="1"/>
+      <w:numFmt w:val="bullet"/>
+      <w:lvlText w:val=""/>
+      <w:lvlJc w:val="left"/>
+      <w:pPr>
+        <w:tabs>
+          <w:tab w:val="num" w:pos="5040"/>
+        </w:tabs>
+        <w:ind w:left="5040" w:hanging="360"/>
+      </w:pPr>
+      <w:rPr>
+        <w:rFonts w:ascii="Wingdings" w:hAnsi="Wingdings" w:hint="default"/>
+        <w:sz w:val="20"/>
+      </w:rPr>
+    </w:lvl>
+    <w:lvl w:ilvl="7" w:tentative="1">
+      <w:start w:val="1"/>
+      <w:numFmt w:val="bullet"/>
+      <w:lvlText w:val=""/>
+      <w:lvlJc w:val="left"/>
+      <w:pPr>
+        <w:tabs>
+          <w:tab w:val="num" w:pos="5760"/>
+        </w:tabs>
+        <w:ind w:left="5760" w:hanging="360"/>
+      </w:pPr>
+      <w:rPr>
+        <w:rFonts w:ascii="Wingdings" w:hAnsi="Wingdings" w:hint="default"/>
+        <w:sz w:val="20"/>
+      </w:rPr>
+    </w:lvl>
+    <w:lvl w:ilvl="8" w:tentative="1">
+      <w:start w:val="1"/>
+      <w:numFmt w:val="bullet"/>
+      <w:lvlText w:val=""/>
+      <w:lvlJc w:val="left"/>
+      <w:pPr>
+        <w:tabs>
+          <w:tab w:val="num" w:pos="6480"/>
+        </w:tabs>
+        <w:ind w:left="6480" w:hanging="360"/>
+      </w:pPr>
+      <w:rPr>
+        <w:rFonts w:ascii="Wingdings" w:hAnsi="Wingdings" w:hint="default"/>
+        <w:sz w:val="20"/>
+      </w:rPr>
+    </w:lvl>
+  </w:abstractNum>
+  <w:num w:numId="1">
+    <w:abstractNumId w:val="0"/>
+  </w:num>
+</w:numbering>
 </file>
 
 <file path=word/styles.xml><?xml version="1.0" encoding="utf-8"?>
@@ -441,6 +1951,58 @@
     <w:semiHidden/>
     <w:unhideWhenUsed/>
   </w:style>
+  <w:style w:type="paragraph" w:styleId="Prrafodelista">
+    <w:name w:val="List Paragraph"/>
+    <w:basedOn w:val="Normal"/>
+    <w:uiPriority w:val="34"/>
+    <w:qFormat/>
+    <w:rsid w:val="005201A5"/>
+    <w:pPr>
+      <w:ind w:left="720"/>
+      <w:contextualSpacing/>
+    </w:pPr>
+  </w:style>
+  <w:style w:type="paragraph" w:styleId="NormalWeb">
+    <w:name w:val="Normal (Web)"/>
+    <w:basedOn w:val="Normal"/>
+    <w:uiPriority w:val="99"/>
+    <w:semiHidden/>
+    <w:unhideWhenUsed/>
+    <w:rsid w:val="00BF156D"/>
+    <w:pPr>
+      <w:spacing w:before="100" w:beforeAutospacing="1" w:after="100" w:afterAutospacing="1" w:line="240" w:lineRule="auto"/>
+    </w:pPr>
+    <w:rPr>
+      <w:rFonts w:ascii="Times New Roman" w:eastAsia="Times New Roman" w:hAnsi="Times New Roman" w:cs="Times New Roman"/>
+      <w:sz w:val="24"/>
+      <w:szCs w:val="24"/>
+      <w:lang w:val="es-MX" w:eastAsia="es-MX"/>
+    </w:rPr>
+  </w:style>
+  <w:style w:type="character" w:styleId="Textoennegrita">
+    <w:name w:val="Strong"/>
+    <w:basedOn w:val="Fuentedeprrafopredeter"/>
+    <w:uiPriority w:val="22"/>
+    <w:qFormat/>
+    <w:rsid w:val="00BF156D"/>
+    <w:rPr>
+      <w:b/>
+      <w:bCs/>
+    </w:rPr>
+  </w:style>
+  <w:style w:type="character" w:styleId="CdigoHTML">
+    <w:name w:val="HTML Code"/>
+    <w:basedOn w:val="Fuentedeprrafopredeter"/>
+    <w:uiPriority w:val="99"/>
+    <w:semiHidden/>
+    <w:unhideWhenUsed/>
+    <w:rsid w:val="00BF156D"/>
+    <w:rPr>
+      <w:rFonts w:ascii="Courier New" w:eastAsia="Times New Roman" w:hAnsi="Courier New" w:cs="Courier New"/>
+      <w:sz w:val="20"/>
+      <w:szCs w:val="20"/>
+    </w:rPr>
+  </w:style>
 </w:styles>
 </file>
 

--- a/Documentos/Practica 29 de septiembre.docx
+++ b/Documentos/Practica 29 de septiembre.docx
@@ -1356,6 +1356,9 @@
       <w:r>
         <w:t>"])</w:t>
       </w:r>
+    </w:p>
+    <w:p/>
+    <w:p>
       <w:bookmarkStart w:id="0" w:name="_GoBack"/>
       <w:bookmarkEnd w:id="0"/>
     </w:p>

--- a/Documentos/Practica 29 de septiembre.docx
+++ b/Documentos/Practica 29 de septiembre.docx
@@ -1359,9 +1359,181 @@
     </w:p>
     <w:p/>
     <w:p>
-      <w:bookmarkStart w:id="0" w:name="_GoBack"/>
-      <w:bookmarkEnd w:id="0"/>
-    </w:p>
+      <w:r>
+        <w:drawing>
+          <wp:inline distT="0" distB="0" distL="0" distR="0" wp14:anchorId="21378DC0" wp14:editId="6B45B299">
+            <wp:extent cx="4320914" cy="1851820"/>
+            <wp:effectExtent l="0" t="0" r="3810" b="0"/>
+            <wp:docPr id="1" name="Imagen 1"/>
+            <wp:cNvGraphicFramePr>
+              <a:graphicFrameLocks xmlns:a="http://schemas.openxmlformats.org/drawingml/2006/main" noChangeAspect="1"/>
+            </wp:cNvGraphicFramePr>
+            <a:graphic xmlns:a="http://schemas.openxmlformats.org/drawingml/2006/main">
+              <a:graphicData uri="http://schemas.openxmlformats.org/drawingml/2006/picture">
+                <pic:pic xmlns:pic="http://schemas.openxmlformats.org/drawingml/2006/picture">
+                  <pic:nvPicPr>
+                    <pic:cNvPr id="1" name=""/>
+                    <pic:cNvPicPr/>
+                  </pic:nvPicPr>
+                  <pic:blipFill>
+                    <a:blip r:embed="rId5"/>
+                    <a:stretch>
+                      <a:fillRect/>
+                    </a:stretch>
+                  </pic:blipFill>
+                  <pic:spPr>
+                    <a:xfrm>
+                      <a:off x="0" y="0"/>
+                      <a:ext cx="4320914" cy="1851820"/>
+                    </a:xfrm>
+                    <a:prstGeom prst="rect">
+                      <a:avLst/>
+                    </a:prstGeom>
+                  </pic:spPr>
+                </pic:pic>
+              </a:graphicData>
+            </a:graphic>
+          </wp:inline>
+        </w:drawing>
+      </w:r>
+    </w:p>
+    <w:tbl>
+      <w:tblPr>
+        <w:tblStyle w:val="Tablaconcuadrcula"/>
+        <w:tblW w:w="0" w:type="auto"/>
+        <w:tblLook w:val="04A0" w:firstRow="1" w:lastRow="0" w:firstColumn="1" w:lastColumn="0" w:noHBand="0" w:noVBand="1"/>
+      </w:tblPr>
+      <w:tblGrid>
+        <w:gridCol w:w="4247"/>
+        <w:gridCol w:w="4247"/>
+      </w:tblGrid>
+      <w:tr>
+        <w:tc>
+          <w:tcPr>
+            <w:tcW w:w="4247" w:type="dxa"/>
+          </w:tcPr>
+          <w:p>
+            <w:r>
+              <w:t>Formato JSON</w:t>
+            </w:r>
+          </w:p>
+        </w:tc>
+        <w:tc>
+          <w:tcPr>
+            <w:tcW w:w="4247" w:type="dxa"/>
+          </w:tcPr>
+          <w:p>
+            <w:r>
+              <w:t>Formato XML</w:t>
+            </w:r>
+          </w:p>
+        </w:tc>
+      </w:tr>
+      <w:tr>
+        <w:tc>
+          <w:tcPr>
+            <w:tcW w:w="4247" w:type="dxa"/>
+          </w:tcPr>
+          <w:p>
+            <w:r>
+              <w:t>Pares clave-valor</w:t>
+            </w:r>
+          </w:p>
+          <w:p>
+            <w:r>
+              <w:t xml:space="preserve">Llaves </w:t>
+            </w:r>
+            <w:proofErr w:type="gramStart"/>
+            <w:r>
+              <w:t>{ }</w:t>
+            </w:r>
+            <w:proofErr w:type="gramEnd"/>
+            <w:r>
+              <w:t xml:space="preserve"> para el objeto</w:t>
+            </w:r>
+          </w:p>
+          <w:p>
+            <w:r>
+              <w:t>Más corto y compacto</w:t>
+            </w:r>
+          </w:p>
+          <w:p>
+            <w:r>
+              <w:t>Fácil de leer y escribir</w:t>
+            </w:r>
+          </w:p>
+          <w:p>
+            <w:r>
+              <w:t xml:space="preserve">Soporta </w:t>
+            </w:r>
+            <w:proofErr w:type="spellStart"/>
+            <w:r>
+              <w:t>string</w:t>
+            </w:r>
+            <w:proofErr w:type="spellEnd"/>
+            <w:r>
+              <w:t xml:space="preserve">, número, booleano, </w:t>
+            </w:r>
+            <w:proofErr w:type="spellStart"/>
+            <w:r>
+              <w:t>null</w:t>
+            </w:r>
+            <w:proofErr w:type="spellEnd"/>
+            <w:r>
+              <w:t>, arreglo y objeto</w:t>
+            </w:r>
+          </w:p>
+          <w:p>
+            <w:pPr>
+              <w:rPr>
+                <w:rStyle w:val="CdigoHTML"/>
+                <w:rFonts w:eastAsiaTheme="minorHAnsi"/>
+              </w:rPr>
+            </w:pPr>
+            <w:r>
+              <w:t xml:space="preserve">REST </w:t>
+            </w:r>
+            <w:proofErr w:type="spellStart"/>
+            <w:r>
+              <w:t>APIs</w:t>
+            </w:r>
+            <w:proofErr w:type="spellEnd"/>
+            <w:r>
+              <w:t xml:space="preserve"> (Cisco DNA Center, APIC)</w:t>
+            </w:r>
+          </w:p>
+          <w:p/>
+        </w:tc>
+        <w:tc>
+          <w:tcPr>
+            <w:tcW w:w="4247" w:type="dxa"/>
+          </w:tcPr>
+          <w:p>
+            <w:r>
+              <w:t>Más largo, porque cada dato repite el nombre de la etiqueta</w:t>
+            </w:r>
+          </w:p>
+          <w:p>
+            <w:r>
+              <w:t>Más verboso, pero muy descriptivo</w:t>
+            </w:r>
+          </w:p>
+          <w:p>
+            <w:r>
+              <w:t>Todo es texto; los tipos se definen con esquemas (XSD)</w:t>
+            </w:r>
+          </w:p>
+          <w:p>
+            <w:r>
+              <w:t>NETCONF y sistemas heredados</w:t>
+            </w:r>
+            <w:bookmarkStart w:id="0" w:name="_GoBack"/>
+            <w:bookmarkEnd w:id="0"/>
+          </w:p>
+        </w:tc>
+      </w:tr>
+    </w:tbl>
+    <w:p/>
     <w:sectPr>
       <w:pgSz w:w="11906" w:h="16838"/>
       <w:pgMar w:top="1417" w:right="1701" w:bottom="1417" w:left="1701" w:header="708" w:footer="708" w:gutter="0"/>
@@ -2006,6 +2178,25 @@
       <w:szCs w:val="20"/>
     </w:rPr>
   </w:style>
+  <w:style w:type="table" w:styleId="Tablaconcuadrcula">
+    <w:name w:val="Table Grid"/>
+    <w:basedOn w:val="Tablanormal"/>
+    <w:uiPriority w:val="39"/>
+    <w:rsid w:val="00ED0B97"/>
+    <w:pPr>
+      <w:spacing w:after="0" w:line="240" w:lineRule="auto"/>
+    </w:pPr>
+    <w:tblPr>
+      <w:tblBorders>
+        <w:top w:val="single" w:sz="4" w:space="0" w:color="auto"/>
+        <w:left w:val="single" w:sz="4" w:space="0" w:color="auto"/>
+        <w:bottom w:val="single" w:sz="4" w:space="0" w:color="auto"/>
+        <w:right w:val="single" w:sz="4" w:space="0" w:color="auto"/>
+        <w:insideH w:val="single" w:sz="4" w:space="0" w:color="auto"/>
+        <w:insideV w:val="single" w:sz="4" w:space="0" w:color="auto"/>
+      </w:tblBorders>
+    </w:tblPr>
+  </w:style>
 </w:styles>
 </file>
 
